--- a/Etat de l'art/EtatDeL'art/EtatDeL'art.docx
+++ b/Etat de l'art/EtatDeL'art/EtatDeL'art.docx
@@ -278,6 +278,37 @@
     <w:p>
       <w:pPr>
         <w:spacing w:before="100" w:beforeAutospacing="1" w:after="100" w:afterAutospacing="1" w:line="240" w:lineRule="auto"/>
+        <w:rPr>
+          <w:rFonts w:ascii="Times New Roman" w:eastAsia="Times New Roman" w:hAnsi="Times New Roman" w:cs="Times New Roman"/>
+          <w:kern w:val="0"/>
+          <w:lang w:eastAsia="es-AR"/>
+          <w14:ligatures w14:val="none"/>
+        </w:rPr>
+      </w:pPr>
+      <w:r>
+        <w:rPr>
+          <w:rFonts w:ascii="Times New Roman" w:eastAsia="Times New Roman" w:hAnsi="Times New Roman" w:cs="Times New Roman"/>
+          <w:kern w:val="0"/>
+          <w:lang w:eastAsia="es-AR"/>
+          <w14:ligatures w14:val="none"/>
+        </w:rPr>
+        <w:t>3. Traitement des plans 3D</w:t>
+      </w:r>
+    </w:p>
+    <w:p>
+      <w:pPr>
+        <w:spacing w:before="100" w:beforeAutospacing="1" w:after="100" w:afterAutospacing="1" w:line="240" w:lineRule="auto"/>
+        <w:rPr>
+          <w:rFonts w:ascii="Times New Roman" w:eastAsia="Times New Roman" w:hAnsi="Times New Roman" w:cs="Times New Roman"/>
+          <w:kern w:val="0"/>
+          <w:lang w:eastAsia="es-AR"/>
+          <w14:ligatures w14:val="none"/>
+        </w:rPr>
+      </w:pPr>
+    </w:p>
+    <w:p>
+      <w:pPr>
+        <w:spacing w:before="100" w:beforeAutospacing="1" w:after="100" w:afterAutospacing="1" w:line="240" w:lineRule="auto"/>
         <w:outlineLvl w:val="2"/>
         <w:rPr>
           <w:rFonts w:ascii="Times New Roman" w:eastAsia="Times New Roman" w:hAnsi="Times New Roman" w:cs="Times New Roman"/>
@@ -286,7 +317,7 @@
           <w:kern w:val="0"/>
           <w:sz w:val="27"/>
           <w:szCs w:val="27"/>
-          <w:lang w:val="es-AR" w:eastAsia="es-AR"/>
+          <w:lang w:eastAsia="es-AR"/>
           <w14:ligatures w14:val="none"/>
         </w:rPr>
       </w:pPr>
@@ -298,95 +329,11 @@
           <w:kern w:val="0"/>
           <w:sz w:val="27"/>
           <w:szCs w:val="27"/>
-          <w:lang w:val="es-AR" w:eastAsia="es-AR"/>
-          <w14:ligatures w14:val="none"/>
-        </w:rPr>
-        <w:t>3</w:t>
-      </w:r>
-      <w:r>
-        <w:rPr>
-          <w:rFonts w:ascii="Times New Roman" w:eastAsia="Times New Roman" w:hAnsi="Times New Roman" w:cs="Times New Roman"/>
-          <w:b/>
-          <w:bCs/>
-          <w:kern w:val="0"/>
-          <w:sz w:val="27"/>
-          <w:szCs w:val="27"/>
-          <w:lang w:val="es-AR" w:eastAsia="es-AR"/>
-          <w14:ligatures w14:val="none"/>
-        </w:rPr>
-        <w:t xml:space="preserve">. </w:t>
-      </w:r>
-      <w:proofErr w:type="spellStart"/>
-      <w:r>
-        <w:rPr>
-          <w:rFonts w:ascii="Times New Roman" w:eastAsia="Times New Roman" w:hAnsi="Times New Roman" w:cs="Times New Roman"/>
-          <w:b/>
-          <w:bCs/>
-          <w:kern w:val="0"/>
-          <w:sz w:val="27"/>
-          <w:szCs w:val="27"/>
-          <w:lang w:val="es-AR" w:eastAsia="es-AR"/>
-          <w14:ligatures w14:val="none"/>
-        </w:rPr>
-        <w:t>Apports</w:t>
-      </w:r>
-      <w:proofErr w:type="spellEnd"/>
-      <w:r>
-        <w:rPr>
-          <w:rFonts w:ascii="Times New Roman" w:eastAsia="Times New Roman" w:hAnsi="Times New Roman" w:cs="Times New Roman"/>
-          <w:b/>
-          <w:bCs/>
-          <w:kern w:val="0"/>
-          <w:sz w:val="27"/>
-          <w:szCs w:val="27"/>
-          <w:lang w:val="es-AR" w:eastAsia="es-AR"/>
-          <w14:ligatures w14:val="none"/>
-        </w:rPr>
-        <w:t xml:space="preserve"> des </w:t>
-      </w:r>
-      <w:proofErr w:type="spellStart"/>
-      <w:r>
-        <w:rPr>
-          <w:rFonts w:ascii="Times New Roman" w:eastAsia="Times New Roman" w:hAnsi="Times New Roman" w:cs="Times New Roman"/>
-          <w:b/>
-          <w:bCs/>
-          <w:kern w:val="0"/>
-          <w:sz w:val="27"/>
-          <w:szCs w:val="27"/>
-          <w:lang w:val="es-AR" w:eastAsia="es-AR"/>
-          <w14:ligatures w14:val="none"/>
-        </w:rPr>
-        <w:t>modèles</w:t>
-      </w:r>
-      <w:proofErr w:type="spellEnd"/>
-      <w:r>
-        <w:rPr>
-          <w:rFonts w:ascii="Times New Roman" w:eastAsia="Times New Roman" w:hAnsi="Times New Roman" w:cs="Times New Roman"/>
-          <w:b/>
-          <w:bCs/>
-          <w:kern w:val="0"/>
-          <w:sz w:val="27"/>
-          <w:szCs w:val="27"/>
-          <w:lang w:val="es-AR" w:eastAsia="es-AR"/>
-          <w14:ligatures w14:val="none"/>
-        </w:rPr>
-        <w:t xml:space="preserve"> </w:t>
-      </w:r>
-      <w:proofErr w:type="spellStart"/>
-      <w:r>
-        <w:rPr>
-          <w:rFonts w:ascii="Times New Roman" w:eastAsia="Times New Roman" w:hAnsi="Times New Roman" w:cs="Times New Roman"/>
-          <w:b/>
-          <w:bCs/>
-          <w:kern w:val="0"/>
-          <w:sz w:val="27"/>
-          <w:szCs w:val="27"/>
-          <w:lang w:val="es-AR" w:eastAsia="es-AR"/>
-          <w14:ligatures w14:val="none"/>
-        </w:rPr>
-        <w:t>multimodaux</w:t>
-      </w:r>
-      <w:proofErr w:type="spellEnd"/>
+          <w:lang w:eastAsia="es-AR"/>
+          <w14:ligatures w14:val="none"/>
+        </w:rPr>
+        <w:t>3. Apports des modèles multimodaux</w:t>
+      </w:r>
     </w:p>
     <w:p>
       <w:pPr>
@@ -578,8 +525,9 @@
           <w:lang w:val="es-AR" w:eastAsia="es-AR"/>
           <w14:ligatures w14:val="none"/>
         </w:rPr>
-        <w:t>4</w:t>
-      </w:r>
+        <w:t xml:space="preserve">IV. </w:t>
+      </w:r>
+      <w:proofErr w:type="spellStart"/>
       <w:r>
         <w:rPr>
           <w:rFonts w:ascii="Times New Roman" w:eastAsia="Times New Roman" w:hAnsi="Times New Roman" w:cs="Times New Roman"/>
@@ -591,9 +539,9 @@
           <w:lang w:val="es-AR" w:eastAsia="es-AR"/>
           <w14:ligatures w14:val="none"/>
         </w:rPr>
-        <w:t xml:space="preserve">. </w:t>
-      </w:r>
-      <w:proofErr w:type="spellStart"/>
+        <w:t>Solutions</w:t>
+      </w:r>
+      <w:proofErr w:type="spellEnd"/>
       <w:r>
         <w:rPr>
           <w:rFonts w:ascii="Times New Roman" w:eastAsia="Times New Roman" w:hAnsi="Times New Roman" w:cs="Times New Roman"/>
@@ -605,9 +553,9 @@
           <w:lang w:val="es-AR" w:eastAsia="es-AR"/>
           <w14:ligatures w14:val="none"/>
         </w:rPr>
-        <w:t>Perspectives</w:t>
-      </w:r>
-      <w:proofErr w:type="spellEnd"/>
+        <w:t xml:space="preserve"> </w:t>
+      </w:r>
+      <w:proofErr w:type="spellStart"/>
       <w:r>
         <w:rPr>
           <w:rFonts w:ascii="Times New Roman" w:eastAsia="Times New Roman" w:hAnsi="Times New Roman" w:cs="Times New Roman"/>
@@ -619,10 +567,330 @@
           <w:lang w:val="es-AR" w:eastAsia="es-AR"/>
           <w14:ligatures w14:val="none"/>
         </w:rPr>
+        <w:t>existantes</w:t>
+      </w:r>
+      <w:proofErr w:type="spellEnd"/>
+    </w:p>
+    <w:p>
+      <w:pPr>
+        <w:spacing w:before="100" w:beforeAutospacing="1" w:after="100" w:afterAutospacing="1" w:line="240" w:lineRule="auto"/>
+        <w:rPr>
+          <w:rFonts w:ascii="Times New Roman" w:eastAsia="Times New Roman" w:hAnsi="Times New Roman" w:cs="Times New Roman"/>
+          <w:kern w:val="0"/>
+          <w:lang w:eastAsia="es-AR"/>
+          <w14:ligatures w14:val="none"/>
+        </w:rPr>
+      </w:pPr>
+      <w:r>
+        <w:rPr>
+          <w:rFonts w:ascii="Segoe UI Emoji" w:eastAsia="Times New Roman" w:hAnsi="Segoe UI Emoji" w:cs="Segoe UI Emoji"/>
+          <w:kern w:val="0"/>
+          <w:lang w:val="es-AR" w:eastAsia="es-AR"/>
+          <w14:ligatures w14:val="none"/>
+        </w:rPr>
+        <w:t>👉</w:t>
+      </w:r>
+      <w:r>
+        <w:rPr>
+          <w:rFonts w:ascii="Times New Roman" w:eastAsia="Times New Roman" w:hAnsi="Times New Roman" w:cs="Times New Roman"/>
+          <w:kern w:val="0"/>
+          <w:lang w:eastAsia="es-AR"/>
+          <w14:ligatures w14:val="none"/>
+        </w:rPr>
+        <w:t xml:space="preserve"> Ce sera basé sur des </w:t>
+      </w:r>
+      <w:r>
+        <w:rPr>
+          <w:rFonts w:ascii="Times New Roman" w:eastAsia="Times New Roman" w:hAnsi="Times New Roman" w:cs="Times New Roman"/>
+          <w:b/>
+          <w:bCs/>
+          <w:kern w:val="0"/>
+          <w:lang w:eastAsia="es-AR"/>
+          <w14:ligatures w14:val="none"/>
+        </w:rPr>
+        <w:t>articles récents</w:t>
+      </w:r>
+      <w:r>
+        <w:rPr>
+          <w:rFonts w:ascii="Times New Roman" w:eastAsia="Times New Roman" w:hAnsi="Times New Roman" w:cs="Times New Roman"/>
+          <w:kern w:val="0"/>
+          <w:lang w:eastAsia="es-AR"/>
+          <w14:ligatures w14:val="none"/>
+        </w:rPr>
+        <w:t xml:space="preserve"> + </w:t>
+      </w:r>
+      <w:r>
+        <w:rPr>
+          <w:rFonts w:ascii="Times New Roman" w:eastAsia="Times New Roman" w:hAnsi="Times New Roman" w:cs="Times New Roman"/>
+          <w:b/>
+          <w:bCs/>
+          <w:kern w:val="0"/>
+          <w:lang w:eastAsia="es-AR"/>
+          <w14:ligatures w14:val="none"/>
+        </w:rPr>
+        <w:t>sites web</w:t>
+      </w:r>
+      <w:r>
+        <w:rPr>
+          <w:rFonts w:ascii="Times New Roman" w:eastAsia="Times New Roman" w:hAnsi="Times New Roman" w:cs="Times New Roman"/>
+          <w:kern w:val="0"/>
+          <w:lang w:eastAsia="es-AR"/>
+          <w14:ligatures w14:val="none"/>
+        </w:rPr>
+        <w:t xml:space="preserve"> qui proposent déjà des approches/outils.</w:t>
+      </w:r>
+    </w:p>
+    <w:p>
+      <w:pPr>
+        <w:numPr>
+          <w:ilvl w:val="0"/>
+          <w:numId w:val="14"/>
+        </w:numPr>
+        <w:spacing w:before="100" w:beforeAutospacing="1" w:after="100" w:afterAutospacing="1" w:line="240" w:lineRule="auto"/>
+        <w:rPr>
+          <w:rFonts w:ascii="Times New Roman" w:eastAsia="Times New Roman" w:hAnsi="Times New Roman" w:cs="Times New Roman"/>
+          <w:kern w:val="0"/>
+          <w:lang w:eastAsia="es-AR"/>
+          <w14:ligatures w14:val="none"/>
+        </w:rPr>
+      </w:pPr>
+      <w:r>
+        <w:rPr>
+          <w:rFonts w:ascii="Times New Roman" w:eastAsia="Times New Roman" w:hAnsi="Times New Roman" w:cs="Times New Roman"/>
+          <w:b/>
+          <w:bCs/>
+          <w:kern w:val="0"/>
+          <w:lang w:eastAsia="es-AR"/>
+          <w14:ligatures w14:val="none"/>
+        </w:rPr>
+        <w:t>Solutions académiques</w:t>
+      </w:r>
+      <w:r>
+        <w:rPr>
+          <w:rFonts w:ascii="Times New Roman" w:eastAsia="Times New Roman" w:hAnsi="Times New Roman" w:cs="Times New Roman"/>
+          <w:kern w:val="0"/>
+          <w:lang w:eastAsia="es-AR"/>
+          <w14:ligatures w14:val="none"/>
+        </w:rPr>
+        <w:t xml:space="preserve"> : méthodes publiées pour l’extraction automatique d’informations des plans (ex. systèmes OCR spécialisés, CNN/YOLO pour symboles, pipelines de vectorisation).</w:t>
+      </w:r>
+    </w:p>
+    <w:p>
+      <w:pPr>
+        <w:numPr>
+          <w:ilvl w:val="0"/>
+          <w:numId w:val="14"/>
+        </w:numPr>
+        <w:spacing w:before="100" w:beforeAutospacing="1" w:after="100" w:afterAutospacing="1" w:line="240" w:lineRule="auto"/>
+        <w:rPr>
+          <w:rFonts w:ascii="Times New Roman" w:eastAsia="Times New Roman" w:hAnsi="Times New Roman" w:cs="Times New Roman"/>
+          <w:kern w:val="0"/>
+          <w:lang w:val="es-AR" w:eastAsia="es-AR"/>
+          <w14:ligatures w14:val="none"/>
+        </w:rPr>
+      </w:pPr>
+      <w:proofErr w:type="spellStart"/>
+      <w:r>
+        <w:rPr>
+          <w:rFonts w:ascii="Times New Roman" w:eastAsia="Times New Roman" w:hAnsi="Times New Roman" w:cs="Times New Roman"/>
+          <w:b/>
+          <w:bCs/>
+          <w:kern w:val="0"/>
+          <w:lang w:val="es-AR" w:eastAsia="es-AR"/>
+          <w14:ligatures w14:val="none"/>
+        </w:rPr>
+        <w:t>Solutions</w:t>
+      </w:r>
+      <w:proofErr w:type="spellEnd"/>
+      <w:r>
+        <w:rPr>
+          <w:rFonts w:ascii="Times New Roman" w:eastAsia="Times New Roman" w:hAnsi="Times New Roman" w:cs="Times New Roman"/>
+          <w:b/>
+          <w:bCs/>
+          <w:kern w:val="0"/>
+          <w:lang w:val="es-AR" w:eastAsia="es-AR"/>
+          <w14:ligatures w14:val="none"/>
+        </w:rPr>
+        <w:t xml:space="preserve"> </w:t>
+      </w:r>
+      <w:proofErr w:type="spellStart"/>
+      <w:r>
+        <w:rPr>
+          <w:rFonts w:ascii="Times New Roman" w:eastAsia="Times New Roman" w:hAnsi="Times New Roman" w:cs="Times New Roman"/>
+          <w:b/>
+          <w:bCs/>
+          <w:kern w:val="0"/>
+          <w:lang w:val="es-AR" w:eastAsia="es-AR"/>
+          <w14:ligatures w14:val="none"/>
+        </w:rPr>
+        <w:t>industrielles</w:t>
+      </w:r>
+      <w:proofErr w:type="spellEnd"/>
+      <w:r>
+        <w:rPr>
+          <w:rFonts w:ascii="Times New Roman" w:eastAsia="Times New Roman" w:hAnsi="Times New Roman" w:cs="Times New Roman"/>
+          <w:b/>
+          <w:bCs/>
+          <w:kern w:val="0"/>
+          <w:lang w:val="es-AR" w:eastAsia="es-AR"/>
+          <w14:ligatures w14:val="none"/>
+        </w:rPr>
         <w:t xml:space="preserve"> et </w:t>
       </w:r>
       <w:proofErr w:type="spellStart"/>
       <w:r>
+        <w:rPr>
+          <w:rFonts w:ascii="Times New Roman" w:eastAsia="Times New Roman" w:hAnsi="Times New Roman" w:cs="Times New Roman"/>
+          <w:b/>
+          <w:bCs/>
+          <w:kern w:val="0"/>
+          <w:lang w:val="es-AR" w:eastAsia="es-AR"/>
+          <w14:ligatures w14:val="none"/>
+        </w:rPr>
+        <w:t>logicielles</w:t>
+      </w:r>
+      <w:proofErr w:type="spellEnd"/>
+      <w:r>
+        <w:rPr>
+          <w:rFonts w:ascii="Times New Roman" w:eastAsia="Times New Roman" w:hAnsi="Times New Roman" w:cs="Times New Roman"/>
+          <w:kern w:val="0"/>
+          <w:lang w:val="es-AR" w:eastAsia="es-AR"/>
+          <w14:ligatures w14:val="none"/>
+        </w:rPr>
+        <w:t>:</w:t>
+      </w:r>
+    </w:p>
+    <w:p>
+      <w:pPr>
+        <w:numPr>
+          <w:ilvl w:val="1"/>
+          <w:numId w:val="14"/>
+        </w:numPr>
+        <w:spacing w:before="100" w:beforeAutospacing="1" w:after="100" w:afterAutospacing="1" w:line="240" w:lineRule="auto"/>
+        <w:rPr>
+          <w:rFonts w:ascii="Times New Roman" w:eastAsia="Times New Roman" w:hAnsi="Times New Roman" w:cs="Times New Roman"/>
+          <w:kern w:val="0"/>
+          <w:lang w:eastAsia="es-AR"/>
+          <w14:ligatures w14:val="none"/>
+        </w:rPr>
+      </w:pPr>
+      <w:r>
+        <w:rPr>
+          <w:rFonts w:ascii="Times New Roman" w:eastAsia="Times New Roman" w:hAnsi="Times New Roman" w:cs="Times New Roman"/>
+          <w:kern w:val="0"/>
+          <w:lang w:eastAsia="es-AR"/>
+          <w14:ligatures w14:val="none"/>
+        </w:rPr>
+        <w:t xml:space="preserve">Outils CAO avec fonctions automatiques (AutoCAD, Revit avec </w:t>
+      </w:r>
+      <w:proofErr w:type="spellStart"/>
+      <w:r>
+        <w:rPr>
+          <w:rFonts w:ascii="Times New Roman" w:eastAsia="Times New Roman" w:hAnsi="Times New Roman" w:cs="Times New Roman"/>
+          <w:kern w:val="0"/>
+          <w:lang w:eastAsia="es-AR"/>
+          <w14:ligatures w14:val="none"/>
+        </w:rPr>
+        <w:t>add-ons</w:t>
+      </w:r>
+      <w:proofErr w:type="spellEnd"/>
+      <w:r>
+        <w:rPr>
+          <w:rFonts w:ascii="Times New Roman" w:eastAsia="Times New Roman" w:hAnsi="Times New Roman" w:cs="Times New Roman"/>
+          <w:kern w:val="0"/>
+          <w:lang w:eastAsia="es-AR"/>
+          <w14:ligatures w14:val="none"/>
+        </w:rPr>
+        <w:t xml:space="preserve"> BIM).</w:t>
+      </w:r>
+    </w:p>
+    <w:p>
+      <w:pPr>
+        <w:numPr>
+          <w:ilvl w:val="1"/>
+          <w:numId w:val="14"/>
+        </w:numPr>
+        <w:spacing w:before="100" w:beforeAutospacing="1" w:after="100" w:afterAutospacing="1" w:line="240" w:lineRule="auto"/>
+        <w:rPr>
+          <w:rFonts w:ascii="Times New Roman" w:eastAsia="Times New Roman" w:hAnsi="Times New Roman" w:cs="Times New Roman"/>
+          <w:kern w:val="0"/>
+          <w:lang w:eastAsia="es-AR"/>
+          <w14:ligatures w14:val="none"/>
+        </w:rPr>
+      </w:pPr>
+      <w:r>
+        <w:rPr>
+          <w:rFonts w:ascii="Times New Roman" w:eastAsia="Times New Roman" w:hAnsi="Times New Roman" w:cs="Times New Roman"/>
+          <w:kern w:val="0"/>
+          <w:lang w:eastAsia="es-AR"/>
+          <w14:ligatures w14:val="none"/>
+        </w:rPr>
+        <w:t>Startups/logiciels spécialisés (par ex. sur l’automatisation du métré, l’extraction de surfaces, la détection automatique de pièces techniques).</w:t>
+      </w:r>
+    </w:p>
+    <w:p>
+      <w:pPr>
+        <w:numPr>
+          <w:ilvl w:val="1"/>
+          <w:numId w:val="14"/>
+        </w:numPr>
+        <w:spacing w:before="100" w:beforeAutospacing="1" w:after="100" w:afterAutospacing="1" w:line="240" w:lineRule="auto"/>
+        <w:rPr>
+          <w:rFonts w:ascii="Times New Roman" w:eastAsia="Times New Roman" w:hAnsi="Times New Roman" w:cs="Times New Roman"/>
+          <w:kern w:val="0"/>
+          <w:lang w:eastAsia="es-AR"/>
+          <w14:ligatures w14:val="none"/>
+        </w:rPr>
+      </w:pPr>
+      <w:r>
+        <w:rPr>
+          <w:rFonts w:ascii="Times New Roman" w:eastAsia="Times New Roman" w:hAnsi="Times New Roman" w:cs="Times New Roman"/>
+          <w:kern w:val="0"/>
+          <w:lang w:eastAsia="es-AR"/>
+          <w14:ligatures w14:val="none"/>
+        </w:rPr>
+        <w:t>Solutions cloud ou SaaS proposant l’extraction automatique depuis PDF/scans.</w:t>
+      </w:r>
+    </w:p>
+    <w:p>
+      <w:pPr>
+        <w:numPr>
+          <w:ilvl w:val="0"/>
+          <w:numId w:val="14"/>
+        </w:numPr>
+        <w:spacing w:before="100" w:beforeAutospacing="1" w:after="100" w:afterAutospacing="1" w:line="240" w:lineRule="auto"/>
+        <w:rPr>
+          <w:rFonts w:ascii="Times New Roman" w:eastAsia="Times New Roman" w:hAnsi="Times New Roman" w:cs="Times New Roman"/>
+          <w:kern w:val="0"/>
+          <w:lang w:eastAsia="es-AR"/>
+          <w14:ligatures w14:val="none"/>
+        </w:rPr>
+      </w:pPr>
+      <w:r>
+        <w:rPr>
+          <w:rFonts w:ascii="Times New Roman" w:eastAsia="Times New Roman" w:hAnsi="Times New Roman" w:cs="Times New Roman"/>
+          <w:b/>
+          <w:bCs/>
+          <w:kern w:val="0"/>
+          <w:lang w:eastAsia="es-AR"/>
+          <w14:ligatures w14:val="none"/>
+        </w:rPr>
+        <w:t>Analyse comparative</w:t>
+      </w:r>
+      <w:r>
+        <w:rPr>
+          <w:rFonts w:ascii="Times New Roman" w:eastAsia="Times New Roman" w:hAnsi="Times New Roman" w:cs="Times New Roman"/>
+          <w:kern w:val="0"/>
+          <w:lang w:eastAsia="es-AR"/>
+          <w14:ligatures w14:val="none"/>
+        </w:rPr>
+        <w:t xml:space="preserve"> : ce que ces solutions apportent déjà + ce qui reste limité (interopérabilité, généralisation, scalabilité).</w:t>
+      </w:r>
+    </w:p>
+    <w:p>
+      <w:pPr>
+        <w:spacing w:before="100" w:beforeAutospacing="1" w:after="100" w:afterAutospacing="1" w:line="240" w:lineRule="auto"/>
+        <w:outlineLvl w:val="2"/>
         <w:rPr>
           <w:rFonts w:ascii="Times New Roman" w:eastAsia="Times New Roman" w:hAnsi="Times New Roman" w:cs="Times New Roman"/>
           <w:b/>
@@ -633,9 +901,7 @@
           <w:lang w:val="es-AR" w:eastAsia="es-AR"/>
           <w14:ligatures w14:val="none"/>
         </w:rPr>
-        <w:t>défis</w:t>
-      </w:r>
-      <w:proofErr w:type="spellEnd"/>
+      </w:pPr>
       <w:r>
         <w:rPr>
           <w:rFonts w:ascii="Times New Roman" w:eastAsia="Times New Roman" w:hAnsi="Times New Roman" w:cs="Times New Roman"/>
@@ -647,7 +913,7 @@
           <w:lang w:val="es-AR" w:eastAsia="es-AR"/>
           <w14:ligatures w14:val="none"/>
         </w:rPr>
-        <w:t xml:space="preserve"> </w:t>
+        <w:t xml:space="preserve">V. </w:t>
       </w:r>
       <w:proofErr w:type="spellStart"/>
       <w:r>
@@ -661,7 +927,35 @@
           <w:lang w:val="es-AR" w:eastAsia="es-AR"/>
           <w14:ligatures w14:val="none"/>
         </w:rPr>
-        <w:t>ouverts</w:t>
+        <w:t>Discussion</w:t>
+      </w:r>
+      <w:proofErr w:type="spellEnd"/>
+      <w:r>
+        <w:rPr>
+          <w:rFonts w:ascii="Times New Roman" w:eastAsia="Times New Roman" w:hAnsi="Times New Roman" w:cs="Times New Roman"/>
+          <w:b/>
+          <w:bCs/>
+          <w:kern w:val="0"/>
+          <w:sz w:val="27"/>
+          <w:szCs w:val="27"/>
+          <w:lang w:val="es-AR" w:eastAsia="es-AR"/>
+          <w14:ligatures w14:val="none"/>
+        </w:rPr>
+        <w:t xml:space="preserve"> et </w:t>
+      </w:r>
+      <w:proofErr w:type="spellStart"/>
+      <w:r>
+        <w:rPr>
+          <w:rFonts w:ascii="Times New Roman" w:eastAsia="Times New Roman" w:hAnsi="Times New Roman" w:cs="Times New Roman"/>
+          <w:b/>
+          <w:bCs/>
+          <w:kern w:val="0"/>
+          <w:sz w:val="27"/>
+          <w:szCs w:val="27"/>
+          <w:lang w:val="es-AR" w:eastAsia="es-AR"/>
+          <w14:ligatures w14:val="none"/>
+        </w:rPr>
+        <w:t>perspectives</w:t>
       </w:r>
       <w:proofErr w:type="spellEnd"/>
     </w:p>
@@ -669,7 +963,7 @@
       <w:pPr>
         <w:numPr>
           <w:ilvl w:val="0"/>
-          <w:numId w:val="12"/>
+          <w:numId w:val="15"/>
         </w:numPr>
         <w:spacing w:before="100" w:beforeAutospacing="1" w:after="100" w:afterAutospacing="1" w:line="240" w:lineRule="auto"/>
         <w:rPr>
@@ -686,14 +980,14 @@
           <w:lang w:eastAsia="es-AR"/>
           <w14:ligatures w14:val="none"/>
         </w:rPr>
-        <w:t>Amélioration des méthodes de fusion multimodale.</w:t>
+        <w:t>Synthèse des apports de l’état de l’art et des solutions existantes.</w:t>
       </w:r>
     </w:p>
     <w:p>
       <w:pPr>
         <w:numPr>
           <w:ilvl w:val="0"/>
-          <w:numId w:val="12"/>
+          <w:numId w:val="15"/>
         </w:numPr>
         <w:spacing w:before="100" w:beforeAutospacing="1" w:after="100" w:afterAutospacing="1" w:line="240" w:lineRule="auto"/>
         <w:rPr>
@@ -710,7 +1004,7 @@
           <w:lang w:eastAsia="es-AR"/>
           <w14:ligatures w14:val="none"/>
         </w:rPr>
-        <w:t xml:space="preserve">Développement de </w:t>
+        <w:t xml:space="preserve">Identification des lacunes (robustesse, multimodalité encore peu exploitée, manque de </w:t>
       </w:r>
       <w:proofErr w:type="spellStart"/>
       <w:r>
@@ -730,14 +1024,14 @@
           <w:lang w:eastAsia="es-AR"/>
           <w14:ligatures w14:val="none"/>
         </w:rPr>
-        <w:t xml:space="preserve"> plus riches (plans annotés).</w:t>
+        <w:t>).</w:t>
       </w:r>
     </w:p>
     <w:p>
       <w:pPr>
         <w:numPr>
           <w:ilvl w:val="0"/>
-          <w:numId w:val="12"/>
+          <w:numId w:val="15"/>
         </w:numPr>
         <w:spacing w:before="100" w:beforeAutospacing="1" w:after="100" w:afterAutospacing="1" w:line="240" w:lineRule="auto"/>
         <w:rPr>
@@ -754,51 +1048,7 @@
           <w:lang w:eastAsia="es-AR"/>
           <w14:ligatures w14:val="none"/>
         </w:rPr>
-        <w:t>Réduction des coûts de calcul.</w:t>
-      </w:r>
-    </w:p>
-    <w:p>
-      <w:pPr>
-        <w:numPr>
-          <w:ilvl w:val="0"/>
-          <w:numId w:val="12"/>
-        </w:numPr>
-        <w:spacing w:before="100" w:beforeAutospacing="1" w:after="100" w:afterAutospacing="1" w:line="240" w:lineRule="auto"/>
-        <w:rPr>
-          <w:rFonts w:ascii="Times New Roman" w:eastAsia="Times New Roman" w:hAnsi="Times New Roman" w:cs="Times New Roman"/>
-          <w:kern w:val="0"/>
-          <w:lang w:eastAsia="es-AR"/>
-          <w14:ligatures w14:val="none"/>
-        </w:rPr>
-      </w:pPr>
-      <w:r>
-        <w:rPr>
-          <w:rFonts w:ascii="Times New Roman" w:eastAsia="Times New Roman" w:hAnsi="Times New Roman" w:cs="Times New Roman"/>
-          <w:kern w:val="0"/>
-          <w:lang w:eastAsia="es-AR"/>
-          <w14:ligatures w14:val="none"/>
-        </w:rPr>
-        <w:t>Vers des modèles plus généraux (</w:t>
-      </w:r>
-      <w:proofErr w:type="spellStart"/>
-      <w:r>
-        <w:rPr>
-          <w:rFonts w:ascii="Times New Roman" w:eastAsia="Times New Roman" w:hAnsi="Times New Roman" w:cs="Times New Roman"/>
-          <w:kern w:val="0"/>
-          <w:lang w:eastAsia="es-AR"/>
-          <w14:ligatures w14:val="none"/>
-        </w:rPr>
-        <w:t>Foundation</w:t>
-      </w:r>
-      <w:proofErr w:type="spellEnd"/>
-      <w:r>
-        <w:rPr>
-          <w:rFonts w:ascii="Times New Roman" w:eastAsia="Times New Roman" w:hAnsi="Times New Roman" w:cs="Times New Roman"/>
-          <w:kern w:val="0"/>
-          <w:lang w:eastAsia="es-AR"/>
-          <w14:ligatures w14:val="none"/>
-        </w:rPr>
-        <w:t xml:space="preserve"> Models pour l’AEC : Architecture, Engineering, Construction).</w:t>
+        <w:t>Positionnement de ton travail : où il s’insère et ce qu’il vise à améliorer.</w:t>
       </w:r>
     </w:p>
     <w:p>
@@ -827,8 +1077,10 @@
           <w:lang w:val="es-AR" w:eastAsia="es-AR"/>
           <w14:ligatures w14:val="none"/>
         </w:rPr>
-        <w:t>5</w:t>
-      </w:r>
+        <w:lastRenderedPageBreak/>
+        <w:t xml:space="preserve">VI. </w:t>
+      </w:r>
+      <w:proofErr w:type="spellStart"/>
       <w:r>
         <w:rPr>
           <w:rFonts w:ascii="Times New Roman" w:eastAsia="Times New Roman" w:hAnsi="Times New Roman" w:cs="Times New Roman"/>
@@ -840,177 +1092,21 @@
           <w:lang w:val="es-AR" w:eastAsia="es-AR"/>
           <w14:ligatures w14:val="none"/>
         </w:rPr>
-        <w:t xml:space="preserve">. </w:t>
-      </w:r>
-      <w:proofErr w:type="spellStart"/>
-      <w:r>
-        <w:rPr>
-          <w:rFonts w:ascii="Times New Roman" w:eastAsia="Times New Roman" w:hAnsi="Times New Roman" w:cs="Times New Roman"/>
-          <w:b/>
-          <w:bCs/>
-          <w:kern w:val="0"/>
-          <w:sz w:val="27"/>
-          <w:szCs w:val="27"/>
-          <w:lang w:val="es-AR" w:eastAsia="es-AR"/>
-          <w14:ligatures w14:val="none"/>
-        </w:rPr>
         <w:t>Conclusion</w:t>
       </w:r>
       <w:proofErr w:type="spellEnd"/>
     </w:p>
     <w:p>
       <w:pPr>
-        <w:numPr>
-          <w:ilvl w:val="0"/>
-          <w:numId w:val="13"/>
-        </w:numPr>
         <w:spacing w:before="100" w:beforeAutospacing="1" w:after="100" w:afterAutospacing="1" w:line="240" w:lineRule="auto"/>
-        <w:rPr>
-          <w:rFonts w:ascii="Times New Roman" w:eastAsia="Times New Roman" w:hAnsi="Times New Roman" w:cs="Times New Roman"/>
-          <w:kern w:val="0"/>
-          <w:lang w:val="es-AR" w:eastAsia="es-AR"/>
-          <w14:ligatures w14:val="none"/>
-        </w:rPr>
-      </w:pPr>
-      <w:proofErr w:type="spellStart"/>
-      <w:r>
-        <w:rPr>
-          <w:rFonts w:ascii="Times New Roman" w:eastAsia="Times New Roman" w:hAnsi="Times New Roman" w:cs="Times New Roman"/>
-          <w:kern w:val="0"/>
-          <w:lang w:val="es-AR" w:eastAsia="es-AR"/>
-          <w14:ligatures w14:val="none"/>
-        </w:rPr>
-        <w:t>Bilan</w:t>
-      </w:r>
-      <w:proofErr w:type="spellEnd"/>
-      <w:r>
-        <w:rPr>
-          <w:rFonts w:ascii="Times New Roman" w:eastAsia="Times New Roman" w:hAnsi="Times New Roman" w:cs="Times New Roman"/>
-          <w:kern w:val="0"/>
-          <w:lang w:val="es-AR" w:eastAsia="es-AR"/>
-          <w14:ligatures w14:val="none"/>
-        </w:rPr>
-        <w:t xml:space="preserve"> des </w:t>
-      </w:r>
-      <w:proofErr w:type="spellStart"/>
-      <w:r>
-        <w:rPr>
-          <w:rFonts w:ascii="Times New Roman" w:eastAsia="Times New Roman" w:hAnsi="Times New Roman" w:cs="Times New Roman"/>
-          <w:kern w:val="0"/>
-          <w:lang w:val="es-AR" w:eastAsia="es-AR"/>
-          <w14:ligatures w14:val="none"/>
-        </w:rPr>
-        <w:t>approches</w:t>
-      </w:r>
-      <w:proofErr w:type="spellEnd"/>
-      <w:r>
-        <w:rPr>
-          <w:rFonts w:ascii="Times New Roman" w:eastAsia="Times New Roman" w:hAnsi="Times New Roman" w:cs="Times New Roman"/>
-          <w:kern w:val="0"/>
-          <w:lang w:val="es-AR" w:eastAsia="es-AR"/>
-          <w14:ligatures w14:val="none"/>
-        </w:rPr>
-        <w:t xml:space="preserve"> </w:t>
-      </w:r>
-      <w:proofErr w:type="spellStart"/>
-      <w:r>
-        <w:rPr>
-          <w:rFonts w:ascii="Times New Roman" w:eastAsia="Times New Roman" w:hAnsi="Times New Roman" w:cs="Times New Roman"/>
-          <w:kern w:val="0"/>
-          <w:lang w:val="es-AR" w:eastAsia="es-AR"/>
-          <w14:ligatures w14:val="none"/>
-        </w:rPr>
-        <w:t>actuelles</w:t>
-      </w:r>
-      <w:proofErr w:type="spellEnd"/>
-      <w:r>
-        <w:rPr>
-          <w:rFonts w:ascii="Times New Roman" w:eastAsia="Times New Roman" w:hAnsi="Times New Roman" w:cs="Times New Roman"/>
-          <w:kern w:val="0"/>
-          <w:lang w:val="es-AR" w:eastAsia="es-AR"/>
-          <w14:ligatures w14:val="none"/>
-        </w:rPr>
-        <w:t>.</w:t>
-      </w:r>
-    </w:p>
-    <w:p>
-      <w:pPr>
-        <w:numPr>
-          <w:ilvl w:val="0"/>
-          <w:numId w:val="13"/>
-        </w:numPr>
-        <w:spacing w:before="100" w:beforeAutospacing="1" w:after="100" w:afterAutospacing="1" w:line="240" w:lineRule="auto"/>
-        <w:rPr>
-          <w:rFonts w:ascii="Times New Roman" w:eastAsia="Times New Roman" w:hAnsi="Times New Roman" w:cs="Times New Roman"/>
-          <w:kern w:val="0"/>
-          <w:lang w:val="es-AR" w:eastAsia="es-AR"/>
-          <w14:ligatures w14:val="none"/>
-        </w:rPr>
-      </w:pPr>
-      <w:proofErr w:type="spellStart"/>
-      <w:r>
-        <w:rPr>
-          <w:rFonts w:ascii="Times New Roman" w:eastAsia="Times New Roman" w:hAnsi="Times New Roman" w:cs="Times New Roman"/>
-          <w:kern w:val="0"/>
-          <w:lang w:val="es-AR" w:eastAsia="es-AR"/>
-          <w14:ligatures w14:val="none"/>
-        </w:rPr>
-        <w:t>Lacunes</w:t>
-      </w:r>
-      <w:proofErr w:type="spellEnd"/>
-      <w:r>
-        <w:rPr>
-          <w:rFonts w:ascii="Times New Roman" w:eastAsia="Times New Roman" w:hAnsi="Times New Roman" w:cs="Times New Roman"/>
-          <w:kern w:val="0"/>
-          <w:lang w:val="es-AR" w:eastAsia="es-AR"/>
-          <w14:ligatures w14:val="none"/>
-        </w:rPr>
-        <w:t xml:space="preserve"> </w:t>
-      </w:r>
-      <w:proofErr w:type="spellStart"/>
-      <w:r>
-        <w:rPr>
-          <w:rFonts w:ascii="Times New Roman" w:eastAsia="Times New Roman" w:hAnsi="Times New Roman" w:cs="Times New Roman"/>
-          <w:kern w:val="0"/>
-          <w:lang w:val="es-AR" w:eastAsia="es-AR"/>
-          <w14:ligatures w14:val="none"/>
-        </w:rPr>
-        <w:t>identifiées</w:t>
-      </w:r>
-      <w:proofErr w:type="spellEnd"/>
-      <w:r>
-        <w:rPr>
-          <w:rFonts w:ascii="Times New Roman" w:eastAsia="Times New Roman" w:hAnsi="Times New Roman" w:cs="Times New Roman"/>
-          <w:kern w:val="0"/>
-          <w:lang w:val="es-AR" w:eastAsia="es-AR"/>
-          <w14:ligatures w14:val="none"/>
-        </w:rPr>
-        <w:t>.</w:t>
-      </w:r>
-    </w:p>
-    <w:p>
-      <w:pPr>
-        <w:numPr>
-          <w:ilvl w:val="0"/>
-          <w:numId w:val="13"/>
-        </w:numPr>
-        <w:spacing w:before="100" w:beforeAutospacing="1" w:after="100" w:afterAutospacing="1" w:line="240" w:lineRule="auto"/>
-        <w:rPr>
-          <w:rFonts w:ascii="Times New Roman" w:eastAsia="Times New Roman" w:hAnsi="Times New Roman" w:cs="Times New Roman"/>
-          <w:kern w:val="0"/>
-          <w:lang w:eastAsia="es-AR"/>
-          <w14:ligatures w14:val="none"/>
-        </w:rPr>
-      </w:pPr>
-      <w:r>
-        <w:rPr>
-          <w:rFonts w:ascii="Times New Roman" w:eastAsia="Times New Roman" w:hAnsi="Times New Roman" w:cs="Times New Roman"/>
-          <w:kern w:val="0"/>
-          <w:lang w:eastAsia="es-AR"/>
-          <w14:ligatures w14:val="none"/>
-        </w:rPr>
-        <w:t>Justification du positionnement de ton propre travail.</w:t>
-      </w:r>
+        <w:outlineLvl w:val="2"/>
+        <w:rPr>
+          <w:rFonts w:ascii="Times New Roman" w:eastAsia="Times New Roman" w:hAnsi="Times New Roman" w:cs="Times New Roman"/>
+          <w:kern w:val="0"/>
+          <w:lang w:eastAsia="es-AR"/>
+          <w14:ligatures w14:val="none"/>
+        </w:rPr>
+      </w:pPr>
     </w:p>
     <w:p/>
     <w:sectPr>
@@ -1026,6 +1122,155 @@
 <file path=word/numbering.xml><?xml version="1.0" encoding="utf-8"?>
 <w:numbering xmlns:wpc="http://schemas.microsoft.com/office/word/2010/wordprocessingCanvas" xmlns:cx="http://schemas.microsoft.com/office/drawing/2014/chartex" xmlns:cx1="http://schemas.microsoft.com/office/drawing/2015/9/8/chartex" xmlns:cx2="http://schemas.microsoft.com/office/drawing/2015/10/21/chartex" xmlns:cx3="http://schemas.microsoft.com/office/drawing/2016/5/9/chartex" xmlns:cx4="http://schemas.microsoft.com/office/drawing/2016/5/10/chartex" xmlns:cx5="http://schemas.microsoft.com/office/drawing/2016/5/11/chartex" xmlns:cx6="http://schemas.microsoft.com/office/drawing/2016/5/12/chartex" xmlns:cx7="http://schemas.microsoft.com/office/drawing/2016/5/13/chartex" xmlns:cx8="http://schemas.microsoft.com/office/drawing/2016/5/14/chartex" xmlns:mc="http://schemas.openxmlformats.org/markup-compatibility/2006" xmlns:aink="http://schemas.microsoft.com/office/drawing/2016/ink" xmlns:am3d="http://schemas.microsoft.com/office/drawing/2017/model3d" xmlns:o="urn:schemas-microsoft-com:office:office" xmlns:oel="http://schemas.microsoft.com/office/2019/extlst" xmlns:r="http://schemas.openxmlformats.org/officeDocument/2006/relationships" xmlns:m="http://schemas.openxmlformats.org/officeDocument/2006/math" xmlns:v="urn:schemas-microsoft-com:vml" xmlns:wp14="http://schemas.microsoft.com/office/word/2010/wordprocessingDrawing" xmlns:wp="http://schemas.openxmlformats.org/drawingml/2006/wordprocessingDrawing" xmlns:w10="urn:schemas-microsoft-com:office:word" xmlns:w="http://schemas.openxmlformats.org/wordprocessingml/2006/main" xmlns:w14="http://schemas.microsoft.com/office/word/2010/wordml" xmlns:w15="http://schemas.microsoft.com/office/word/2012/wordml" xmlns:w16cex="http://schemas.microsoft.com/office/word/2018/wordml/cex" xmlns:w16cid="http://schemas.microsoft.com/office/word/2016/wordml/cid" xmlns:w16="http://schemas.microsoft.com/office/word/2018/wordml" xmlns:w16du="http://schemas.microsoft.com/office/word/2023/wordml/word16du" xmlns:w16sdtdh="http://schemas.microsoft.com/office/word/2020/wordml/sdtdatahash" xmlns:w16sdtfl="http://schemas.microsoft.com/office/word/2024/wordml/sdtformatlock" xmlns:w16se="http://schemas.microsoft.com/office/word/2015/wordml/symex" xmlns:wpg="http://schemas.microsoft.com/office/word/2010/wordprocessingGroup" xmlns:wpi="http://schemas.microsoft.com/office/word/2010/wordprocessingInk" xmlns:wne="http://schemas.microsoft.com/office/word/2006/wordml" xmlns:wps="http://schemas.microsoft.com/office/word/2010/wordprocessingShape" mc:Ignorable="w14 w15 w16se w16cid w16 w16cex w16sdtdh w16sdtfl w16du wp14">
   <w:abstractNum w:abstractNumId="0" w15:restartNumberingAfterBreak="0">
+    <w:nsid w:val="10065ED6"/>
+    <w:multiLevelType w:val="multilevel"/>
+    <w:tmpl w:val="06BA466E"/>
+    <w:lvl w:ilvl="0">
+      <w:start w:val="1"/>
+      <w:numFmt w:val="bullet"/>
+      <w:lvlText w:val=""/>
+      <w:lvlJc w:val="left"/>
+      <w:pPr>
+        <w:tabs>
+          <w:tab w:val="num" w:pos="720"/>
+        </w:tabs>
+        <w:ind w:left="720" w:hanging="360"/>
+      </w:pPr>
+      <w:rPr>
+        <w:rFonts w:ascii="Symbol" w:hAnsi="Symbol" w:hint="default"/>
+        <w:sz w:val="20"/>
+      </w:rPr>
+    </w:lvl>
+    <w:lvl w:ilvl="1" w:tentative="1">
+      <w:start w:val="1"/>
+      <w:numFmt w:val="bullet"/>
+      <w:lvlText w:val="o"/>
+      <w:lvlJc w:val="left"/>
+      <w:pPr>
+        <w:tabs>
+          <w:tab w:val="num" w:pos="1440"/>
+        </w:tabs>
+        <w:ind w:left="1440" w:hanging="360"/>
+      </w:pPr>
+      <w:rPr>
+        <w:rFonts w:ascii="Courier New" w:hAnsi="Courier New" w:hint="default"/>
+        <w:sz w:val="20"/>
+      </w:rPr>
+    </w:lvl>
+    <w:lvl w:ilvl="2" w:tentative="1">
+      <w:start w:val="1"/>
+      <w:numFmt w:val="bullet"/>
+      <w:lvlText w:val=""/>
+      <w:lvlJc w:val="left"/>
+      <w:pPr>
+        <w:tabs>
+          <w:tab w:val="num" w:pos="2160"/>
+        </w:tabs>
+        <w:ind w:left="2160" w:hanging="360"/>
+      </w:pPr>
+      <w:rPr>
+        <w:rFonts w:ascii="Wingdings" w:hAnsi="Wingdings" w:hint="default"/>
+        <w:sz w:val="20"/>
+      </w:rPr>
+    </w:lvl>
+    <w:lvl w:ilvl="3" w:tentative="1">
+      <w:start w:val="1"/>
+      <w:numFmt w:val="bullet"/>
+      <w:lvlText w:val=""/>
+      <w:lvlJc w:val="left"/>
+      <w:pPr>
+        <w:tabs>
+          <w:tab w:val="num" w:pos="2880"/>
+        </w:tabs>
+        <w:ind w:left="2880" w:hanging="360"/>
+      </w:pPr>
+      <w:rPr>
+        <w:rFonts w:ascii="Wingdings" w:hAnsi="Wingdings" w:hint="default"/>
+        <w:sz w:val="20"/>
+      </w:rPr>
+    </w:lvl>
+    <w:lvl w:ilvl="4" w:tentative="1">
+      <w:start w:val="1"/>
+      <w:numFmt w:val="bullet"/>
+      <w:lvlText w:val=""/>
+      <w:lvlJc w:val="left"/>
+      <w:pPr>
+        <w:tabs>
+          <w:tab w:val="num" w:pos="3600"/>
+        </w:tabs>
+        <w:ind w:left="3600" w:hanging="360"/>
+      </w:pPr>
+      <w:rPr>
+        <w:rFonts w:ascii="Wingdings" w:hAnsi="Wingdings" w:hint="default"/>
+        <w:sz w:val="20"/>
+      </w:rPr>
+    </w:lvl>
+    <w:lvl w:ilvl="5" w:tentative="1">
+      <w:start w:val="1"/>
+      <w:numFmt w:val="bullet"/>
+      <w:lvlText w:val=""/>
+      <w:lvlJc w:val="left"/>
+      <w:pPr>
+        <w:tabs>
+          <w:tab w:val="num" w:pos="4320"/>
+        </w:tabs>
+        <w:ind w:left="4320" w:hanging="360"/>
+      </w:pPr>
+      <w:rPr>
+        <w:rFonts w:ascii="Wingdings" w:hAnsi="Wingdings" w:hint="default"/>
+        <w:sz w:val="20"/>
+      </w:rPr>
+    </w:lvl>
+    <w:lvl w:ilvl="6" w:tentative="1">
+      <w:start w:val="1"/>
+      <w:numFmt w:val="bullet"/>
+      <w:lvlText w:val=""/>
+      <w:lvlJc w:val="left"/>
+      <w:pPr>
+        <w:tabs>
+          <w:tab w:val="num" w:pos="5040"/>
+        </w:tabs>
+        <w:ind w:left="5040" w:hanging="360"/>
+      </w:pPr>
+      <w:rPr>
+        <w:rFonts w:ascii="Wingdings" w:hAnsi="Wingdings" w:hint="default"/>
+        <w:sz w:val="20"/>
+      </w:rPr>
+    </w:lvl>
+    <w:lvl w:ilvl="7" w:tentative="1">
+      <w:start w:val="1"/>
+      <w:numFmt w:val="bullet"/>
+      <w:lvlText w:val=""/>
+      <w:lvlJc w:val="left"/>
+      <w:pPr>
+        <w:tabs>
+          <w:tab w:val="num" w:pos="5760"/>
+        </w:tabs>
+        <w:ind w:left="5760" w:hanging="360"/>
+      </w:pPr>
+      <w:rPr>
+        <w:rFonts w:ascii="Wingdings" w:hAnsi="Wingdings" w:hint="default"/>
+        <w:sz w:val="20"/>
+      </w:rPr>
+    </w:lvl>
+    <w:lvl w:ilvl="8" w:tentative="1">
+      <w:start w:val="1"/>
+      <w:numFmt w:val="bullet"/>
+      <w:lvlText w:val=""/>
+      <w:lvlJc w:val="left"/>
+      <w:pPr>
+        <w:tabs>
+          <w:tab w:val="num" w:pos="6480"/>
+        </w:tabs>
+        <w:ind w:left="6480" w:hanging="360"/>
+      </w:pPr>
+      <w:rPr>
+        <w:rFonts w:ascii="Wingdings" w:hAnsi="Wingdings" w:hint="default"/>
+        <w:sz w:val="20"/>
+      </w:rPr>
+    </w:lvl>
+  </w:abstractNum>
+  <w:abstractNum w:abstractNumId="1" w15:restartNumberingAfterBreak="0">
     <w:nsid w:val="181F1737"/>
     <w:multiLevelType w:val="multilevel"/>
     <w:tmpl w:val="7BA4E7CA"/>
@@ -1174,7 +1419,7 @@
       </w:rPr>
     </w:lvl>
   </w:abstractNum>
-  <w:abstractNum w:abstractNumId="1" w15:restartNumberingAfterBreak="0">
+  <w:abstractNum w:abstractNumId="2" w15:restartNumberingAfterBreak="0">
     <w:nsid w:val="1D3B29D7"/>
     <w:multiLevelType w:val="multilevel"/>
     <w:tmpl w:val="A510E644"/>
@@ -1323,7 +1568,7 @@
       </w:rPr>
     </w:lvl>
   </w:abstractNum>
-  <w:abstractNum w:abstractNumId="2" w15:restartNumberingAfterBreak="0">
+  <w:abstractNum w:abstractNumId="3" w15:restartNumberingAfterBreak="0">
     <w:nsid w:val="1E1248F2"/>
     <w:multiLevelType w:val="hybridMultilevel"/>
     <w:tmpl w:val="E1BA3B92"/>
@@ -1409,7 +1654,7 @@
       </w:pPr>
     </w:lvl>
   </w:abstractNum>
-  <w:abstractNum w:abstractNumId="3" w15:restartNumberingAfterBreak="0">
+  <w:abstractNum w:abstractNumId="4" w15:restartNumberingAfterBreak="0">
     <w:nsid w:val="31EE3320"/>
     <w:multiLevelType w:val="multilevel"/>
     <w:tmpl w:val="3660523C"/>
@@ -1558,7 +1803,156 @@
       </w:rPr>
     </w:lvl>
   </w:abstractNum>
-  <w:abstractNum w:abstractNumId="4" w15:restartNumberingAfterBreak="0">
+  <w:abstractNum w:abstractNumId="5" w15:restartNumberingAfterBreak="0">
+    <w:nsid w:val="36D24EFF"/>
+    <w:multiLevelType w:val="multilevel"/>
+    <w:tmpl w:val="AFA85E7C"/>
+    <w:lvl w:ilvl="0">
+      <w:start w:val="1"/>
+      <w:numFmt w:val="bullet"/>
+      <w:lvlText w:val=""/>
+      <w:lvlJc w:val="left"/>
+      <w:pPr>
+        <w:tabs>
+          <w:tab w:val="num" w:pos="720"/>
+        </w:tabs>
+        <w:ind w:left="720" w:hanging="360"/>
+      </w:pPr>
+      <w:rPr>
+        <w:rFonts w:ascii="Symbol" w:hAnsi="Symbol" w:hint="default"/>
+        <w:sz w:val="20"/>
+      </w:rPr>
+    </w:lvl>
+    <w:lvl w:ilvl="1">
+      <w:start w:val="1"/>
+      <w:numFmt w:val="bullet"/>
+      <w:lvlText w:val="o"/>
+      <w:lvlJc w:val="left"/>
+      <w:pPr>
+        <w:tabs>
+          <w:tab w:val="num" w:pos="1440"/>
+        </w:tabs>
+        <w:ind w:left="1440" w:hanging="360"/>
+      </w:pPr>
+      <w:rPr>
+        <w:rFonts w:ascii="Courier New" w:hAnsi="Courier New" w:hint="default"/>
+        <w:sz w:val="20"/>
+      </w:rPr>
+    </w:lvl>
+    <w:lvl w:ilvl="2" w:tentative="1">
+      <w:start w:val="1"/>
+      <w:numFmt w:val="bullet"/>
+      <w:lvlText w:val=""/>
+      <w:lvlJc w:val="left"/>
+      <w:pPr>
+        <w:tabs>
+          <w:tab w:val="num" w:pos="2160"/>
+        </w:tabs>
+        <w:ind w:left="2160" w:hanging="360"/>
+      </w:pPr>
+      <w:rPr>
+        <w:rFonts w:ascii="Wingdings" w:hAnsi="Wingdings" w:hint="default"/>
+        <w:sz w:val="20"/>
+      </w:rPr>
+    </w:lvl>
+    <w:lvl w:ilvl="3" w:tentative="1">
+      <w:start w:val="1"/>
+      <w:numFmt w:val="bullet"/>
+      <w:lvlText w:val=""/>
+      <w:lvlJc w:val="left"/>
+      <w:pPr>
+        <w:tabs>
+          <w:tab w:val="num" w:pos="2880"/>
+        </w:tabs>
+        <w:ind w:left="2880" w:hanging="360"/>
+      </w:pPr>
+      <w:rPr>
+        <w:rFonts w:ascii="Wingdings" w:hAnsi="Wingdings" w:hint="default"/>
+        <w:sz w:val="20"/>
+      </w:rPr>
+    </w:lvl>
+    <w:lvl w:ilvl="4" w:tentative="1">
+      <w:start w:val="1"/>
+      <w:numFmt w:val="bullet"/>
+      <w:lvlText w:val=""/>
+      <w:lvlJc w:val="left"/>
+      <w:pPr>
+        <w:tabs>
+          <w:tab w:val="num" w:pos="3600"/>
+        </w:tabs>
+        <w:ind w:left="3600" w:hanging="360"/>
+      </w:pPr>
+      <w:rPr>
+        <w:rFonts w:ascii="Wingdings" w:hAnsi="Wingdings" w:hint="default"/>
+        <w:sz w:val="20"/>
+      </w:rPr>
+    </w:lvl>
+    <w:lvl w:ilvl="5" w:tentative="1">
+      <w:start w:val="1"/>
+      <w:numFmt w:val="bullet"/>
+      <w:lvlText w:val=""/>
+      <w:lvlJc w:val="left"/>
+      <w:pPr>
+        <w:tabs>
+          <w:tab w:val="num" w:pos="4320"/>
+        </w:tabs>
+        <w:ind w:left="4320" w:hanging="360"/>
+      </w:pPr>
+      <w:rPr>
+        <w:rFonts w:ascii="Wingdings" w:hAnsi="Wingdings" w:hint="default"/>
+        <w:sz w:val="20"/>
+      </w:rPr>
+    </w:lvl>
+    <w:lvl w:ilvl="6" w:tentative="1">
+      <w:start w:val="1"/>
+      <w:numFmt w:val="bullet"/>
+      <w:lvlText w:val=""/>
+      <w:lvlJc w:val="left"/>
+      <w:pPr>
+        <w:tabs>
+          <w:tab w:val="num" w:pos="5040"/>
+        </w:tabs>
+        <w:ind w:left="5040" w:hanging="360"/>
+      </w:pPr>
+      <w:rPr>
+        <w:rFonts w:ascii="Wingdings" w:hAnsi="Wingdings" w:hint="default"/>
+        <w:sz w:val="20"/>
+      </w:rPr>
+    </w:lvl>
+    <w:lvl w:ilvl="7" w:tentative="1">
+      <w:start w:val="1"/>
+      <w:numFmt w:val="bullet"/>
+      <w:lvlText w:val=""/>
+      <w:lvlJc w:val="left"/>
+      <w:pPr>
+        <w:tabs>
+          <w:tab w:val="num" w:pos="5760"/>
+        </w:tabs>
+        <w:ind w:left="5760" w:hanging="360"/>
+      </w:pPr>
+      <w:rPr>
+        <w:rFonts w:ascii="Wingdings" w:hAnsi="Wingdings" w:hint="default"/>
+        <w:sz w:val="20"/>
+      </w:rPr>
+    </w:lvl>
+    <w:lvl w:ilvl="8" w:tentative="1">
+      <w:start w:val="1"/>
+      <w:numFmt w:val="bullet"/>
+      <w:lvlText w:val=""/>
+      <w:lvlJc w:val="left"/>
+      <w:pPr>
+        <w:tabs>
+          <w:tab w:val="num" w:pos="6480"/>
+        </w:tabs>
+        <w:ind w:left="6480" w:hanging="360"/>
+      </w:pPr>
+      <w:rPr>
+        <w:rFonts w:ascii="Wingdings" w:hAnsi="Wingdings" w:hint="default"/>
+        <w:sz w:val="20"/>
+      </w:rPr>
+    </w:lvl>
+  </w:abstractNum>
+  <w:abstractNum w:abstractNumId="6" w15:restartNumberingAfterBreak="0">
     <w:nsid w:val="421C003D"/>
     <w:multiLevelType w:val="multilevel"/>
     <w:tmpl w:val="89C23C00"/>
@@ -1707,7 +2101,7 @@
       </w:rPr>
     </w:lvl>
   </w:abstractNum>
-  <w:abstractNum w:abstractNumId="5" w15:restartNumberingAfterBreak="0">
+  <w:abstractNum w:abstractNumId="7" w15:restartNumberingAfterBreak="0">
     <w:nsid w:val="481469A6"/>
     <w:multiLevelType w:val="multilevel"/>
     <w:tmpl w:val="98EE751C"/>
@@ -1856,7 +2250,7 @@
       </w:rPr>
     </w:lvl>
   </w:abstractNum>
-  <w:abstractNum w:abstractNumId="6" w15:restartNumberingAfterBreak="0">
+  <w:abstractNum w:abstractNumId="8" w15:restartNumberingAfterBreak="0">
     <w:nsid w:val="49E6472A"/>
     <w:multiLevelType w:val="multilevel"/>
     <w:tmpl w:val="A0D248CA"/>
@@ -2005,7 +2399,7 @@
       </w:rPr>
     </w:lvl>
   </w:abstractNum>
-  <w:abstractNum w:abstractNumId="7" w15:restartNumberingAfterBreak="0">
+  <w:abstractNum w:abstractNumId="9" w15:restartNumberingAfterBreak="0">
     <w:nsid w:val="584754CC"/>
     <w:multiLevelType w:val="multilevel"/>
     <w:tmpl w:val="A9107FA4"/>
@@ -2154,7 +2548,7 @@
       </w:rPr>
     </w:lvl>
   </w:abstractNum>
-  <w:abstractNum w:abstractNumId="8" w15:restartNumberingAfterBreak="0">
+  <w:abstractNum w:abstractNumId="10" w15:restartNumberingAfterBreak="0">
     <w:nsid w:val="5B6B643F"/>
     <w:multiLevelType w:val="multilevel"/>
     <w:tmpl w:val="474A387E"/>
@@ -2303,7 +2697,7 @@
       </w:rPr>
     </w:lvl>
   </w:abstractNum>
-  <w:abstractNum w:abstractNumId="9" w15:restartNumberingAfterBreak="0">
+  <w:abstractNum w:abstractNumId="11" w15:restartNumberingAfterBreak="0">
     <w:nsid w:val="5BCF4B3C"/>
     <w:multiLevelType w:val="multilevel"/>
     <w:tmpl w:val="DF007DA0"/>
@@ -2452,7 +2846,7 @@
       </w:rPr>
     </w:lvl>
   </w:abstractNum>
-  <w:abstractNum w:abstractNumId="10" w15:restartNumberingAfterBreak="0">
+  <w:abstractNum w:abstractNumId="12" w15:restartNumberingAfterBreak="0">
     <w:nsid w:val="5FC71EAA"/>
     <w:multiLevelType w:val="hybridMultilevel"/>
     <w:tmpl w:val="5826FE1A"/>
@@ -2564,7 +2958,7 @@
       </w:rPr>
     </w:lvl>
   </w:abstractNum>
-  <w:abstractNum w:abstractNumId="11" w15:restartNumberingAfterBreak="0">
+  <w:abstractNum w:abstractNumId="13" w15:restartNumberingAfterBreak="0">
     <w:nsid w:val="6E6A1F3B"/>
     <w:multiLevelType w:val="multilevel"/>
     <w:tmpl w:val="B5D40338"/>
@@ -2713,7 +3107,7 @@
       </w:rPr>
     </w:lvl>
   </w:abstractNum>
-  <w:abstractNum w:abstractNumId="12" w15:restartNumberingAfterBreak="0">
+  <w:abstractNum w:abstractNumId="14" w15:restartNumberingAfterBreak="0">
     <w:nsid w:val="79800165"/>
     <w:multiLevelType w:val="multilevel"/>
     <w:tmpl w:val="4E4E7B90"/>
@@ -2863,7 +3257,7 @@
     </w:lvl>
   </w:abstractNum>
   <w:num w:numId="1" w16cid:durableId="1465810377">
-    <w:abstractNumId w:val="2"/>
+    <w:abstractNumId w:val="3"/>
     <w:lvlOverride w:ilvl="0">
       <w:startOverride w:val="1"/>
     </w:lvlOverride>
@@ -2893,40 +3287,46 @@
     </w:lvlOverride>
   </w:num>
   <w:num w:numId="2" w16cid:durableId="717779577">
+    <w:abstractNumId w:val="12"/>
+  </w:num>
+  <w:num w:numId="3" w16cid:durableId="1505363373">
+    <w:abstractNumId w:val="13"/>
+  </w:num>
+  <w:num w:numId="4" w16cid:durableId="1794328321">
+    <w:abstractNumId w:val="14"/>
+  </w:num>
+  <w:num w:numId="5" w16cid:durableId="418865931">
+    <w:abstractNumId w:val="4"/>
+  </w:num>
+  <w:num w:numId="6" w16cid:durableId="1716343985">
+    <w:abstractNumId w:val="11"/>
+  </w:num>
+  <w:num w:numId="7" w16cid:durableId="2005014786">
+    <w:abstractNumId w:val="8"/>
+  </w:num>
+  <w:num w:numId="8" w16cid:durableId="1837260709">
+    <w:abstractNumId w:val="1"/>
+  </w:num>
+  <w:num w:numId="9" w16cid:durableId="642003009">
+    <w:abstractNumId w:val="9"/>
+  </w:num>
+  <w:num w:numId="10" w16cid:durableId="1472403385">
     <w:abstractNumId w:val="10"/>
   </w:num>
-  <w:num w:numId="3" w16cid:durableId="1505363373">
-    <w:abstractNumId w:val="11"/>
+  <w:num w:numId="11" w16cid:durableId="672875328">
+    <w:abstractNumId w:val="7"/>
   </w:num>
-  <w:num w:numId="4" w16cid:durableId="1794328321">
-    <w:abstractNumId w:val="12"/>
-  </w:num>
-  <w:num w:numId="5" w16cid:durableId="418865931">
-    <w:abstractNumId w:val="3"/>
-  </w:num>
-  <w:num w:numId="6" w16cid:durableId="1716343985">
-    <w:abstractNumId w:val="9"/>
-  </w:num>
-  <w:num w:numId="7" w16cid:durableId="2005014786">
+  <w:num w:numId="12" w16cid:durableId="757285859">
     <w:abstractNumId w:val="6"/>
   </w:num>
-  <w:num w:numId="8" w16cid:durableId="1837260709">
-    <w:abstractNumId w:val="0"/>
+  <w:num w:numId="13" w16cid:durableId="506137698">
+    <w:abstractNumId w:val="2"/>
   </w:num>
-  <w:num w:numId="9" w16cid:durableId="642003009">
-    <w:abstractNumId w:val="7"/>
-  </w:num>
-  <w:num w:numId="10" w16cid:durableId="1472403385">
-    <w:abstractNumId w:val="8"/>
-  </w:num>
-  <w:num w:numId="11" w16cid:durableId="672875328">
+  <w:num w:numId="14" w16cid:durableId="341400448">
     <w:abstractNumId w:val="5"/>
   </w:num>
-  <w:num w:numId="12" w16cid:durableId="757285859">
-    <w:abstractNumId w:val="4"/>
-  </w:num>
-  <w:num w:numId="13" w16cid:durableId="506137698">
-    <w:abstractNumId w:val="1"/>
+  <w:num w:numId="15" w16cid:durableId="526408117">
+    <w:abstractNumId w:val="0"/>
   </w:num>
 </w:numbering>
 </file>

--- a/Etat de l'art/EtatDeL'art/EtatDeL'art.docx
+++ b/Etat de l'art/EtatDeL'art/EtatDeL'art.docx
@@ -1096,19 +1096,6 @@
       </w:r>
       <w:proofErr w:type="spellEnd"/>
     </w:p>
-    <w:p>
-      <w:pPr>
-        <w:spacing w:before="100" w:beforeAutospacing="1" w:after="100" w:afterAutospacing="1" w:line="240" w:lineRule="auto"/>
-        <w:outlineLvl w:val="2"/>
-        <w:rPr>
-          <w:rFonts w:ascii="Times New Roman" w:eastAsia="Times New Roman" w:hAnsi="Times New Roman" w:cs="Times New Roman"/>
-          <w:kern w:val="0"/>
-          <w:lang w:eastAsia="es-AR"/>
-          <w14:ligatures w14:val="none"/>
-        </w:rPr>
-      </w:pPr>
-    </w:p>
-    <w:p/>
     <w:sectPr>
       <w:pgSz w:w="11906" w:h="16838"/>
       <w:pgMar w:top="1417" w:right="1417" w:bottom="1417" w:left="1417" w:header="708" w:footer="708" w:gutter="0"/>
